--- a/clients/arcars/reports/drafts-2026-10-13/bu-avto-iz-kitaya-pod-zakaz.docx
+++ b/clients/arcars/reports/drafts-2026-10-13/bu-avto-iz-kitaya-pod-zakaz.docx
@@ -23,7 +23,7 @@
         <w:rPr>
           <w:i/>
         </w:rPr>
-        <w:t xml:space="preserve"> Объём: около 1694 слов.</w:t>
+        <w:t xml:space="preserve"> Объём: около 1958 слов.</w:t>
       </w:r>
     </w:p>
     <w:p>
@@ -42,11 +42,11 @@
         <w:rPr>
           <w:b/>
         </w:rPr>
-        <w:t>Нужны реальные цифры.</w:t>
+        <w:t>Обновлено 27.10 по вашим ответам:</w:t>
       </w:r>
       <w:r>
         <w:rPr/>
-        <w:t xml:space="preserve"> В статье нет ни одной цены. Дайте 2–3 примера ваших сделок: модель, год, пробег, итог «под ключ» в рублях — вставим вместо общих слов «заметно дешевле».</w:t>
+        <w:t xml:space="preserve"> проверка истории — через Chaboshi; доставка из Китая — только автовозом (железную дорогу и контейнер убрали); цифры из канала — Audi A3L и Lamando — оставили, как вы разрешили.</w:t>
       </w:r>
     </w:p>
     <w:p>
@@ -57,56 +57,11 @@
         <w:rPr>
           <w:b/>
         </w:rPr>
-        <w:t>Как вы проверяете машину в Китае?</w:t>
+        <w:t>Остался один вопрос — комиссия.</w:t>
       </w:r>
       <w:r>
         <w:rPr/>
-        <w:t xml:space="preserve"> Кто осматривает на месте, что входит в проверку, даёте ли отчёт с фото до оплаты. Сейчас раздел описывает проверку вообще, а не вашу.</w:t>
-      </w:r>
-    </w:p>
-    <w:p>
-      <w:pPr>
-        <w:pStyle w:val="ListBullet"/>
-      </w:pPr>
-      <w:r>
-        <w:rPr>
-          <w:b/>
-        </w:rPr>
-        <w:t>Неточность:</w:t>
-      </w:r>
-      <w:r>
-        <w:rPr/>
-        <w:t xml:space="preserve"> «налоги считаются не от цены авто, а от объёма двигателя». Для машин младше 3 лет пошлина считается от цены. Поправим — подтвердите, что ваш брокер считает так же.</w:t>
-      </w:r>
-    </w:p>
-    <w:p>
-      <w:pPr>
-        <w:pStyle w:val="ListBullet"/>
-      </w:pPr>
-      <w:r>
-        <w:rPr>
-          <w:b/>
-        </w:rPr>
-        <w:t>Проверка по VIN.</w:t>
-      </w:r>
-      <w:r>
-        <w:rPr/>
-        <w:t xml:space="preserve"> В статье «запросить VIN-историю по открытым базам». Российские базы (ГИБДД) не знают истории китайских машин. Откуда вы берёте историю авто из Китая?</w:t>
-      </w:r>
-    </w:p>
-    <w:p>
-      <w:pPr>
-        <w:pStyle w:val="ListBullet"/>
-      </w:pPr>
-      <w:r>
-        <w:rPr>
-          <w:b/>
-        </w:rPr>
-        <w:t>Сроки:</w:t>
-      </w:r>
-      <w:r>
-        <w:rPr/>
-        <w:t xml:space="preserve"> «несколько недель». Назовите реальный срок от заявки до выдачи для б/у из Китая.</w:t>
+        <w:t xml:space="preserve"> Для машин 2–3 лет в тексте 60–180 тыс. ₽, как в корейской статье. Подходят ли эти ступени для б/у машин из Китая?</w:t>
       </w:r>
     </w:p>
     <w:p/>
@@ -252,7 +207,7 @@
     <w:p>
       <w:r>
         <w:rPr/>
-        <w:t>Дешевле всего выходит бюджетный сегмент: кроссоверы и седаны 3–5 лет с пробегом до 80 000 км. «Под ключ» они стоят заметно меньше, чем такой же новый автомобиль из Китая. В среднем сегменте и премиуме разница сокращается. Налоги и логистика считаются не от цены авто, а от объёма двигателя и года выпуска, поэтому с ценой машины они растут непропорционально.</w:t>
+        <w:t>Дешевле всего выходит бюджетный сегмент: кроссоверы и седаны 3–5 лет с пробегом до 80 000 км. «Под ключ» они стоят заметно меньше, чем такой же новый автомобиль из Китая. В среднем сегменте и премиуме разница сокращается. Для машин старше 3 лет пошлину считают от объёма двигателя, а утильсбор — от мощности, поэтому с ценой машины таможенные платежи растут непропорционально.</w:t>
       </w:r>
     </w:p>
     <w:p>
@@ -264,7 +219,193 @@
     <w:p>
       <w:r>
         <w:rPr/>
-        <w:t>«Под заказ» здесь значит, что подборщик ищет и проверяет конкретную машину по вашему запросу: марка, год, бюджет. Он не продаёт то, что уже стоит на площадке в России. Так точнее попадаешь в свои требования, зато ждать дольше: от поиска варианта до доставки проходит несколько недель.</w:t>
+        <w:t>Вот наши цифры 2026 года, все с доставкой до Самары:</w:t>
+      </w:r>
+    </w:p>
+    <w:tbl>
+      <w:tblPr>
+        <w:tblStyle w:val="TableGrid"/>
+        <w:tblW w:type="auto" w:w="0"/>
+        <w:tblLook w:firstColumn="1" w:firstRow="1" w:lastColumn="0" w:lastRow="0" w:noHBand="0" w:noVBand="1" w:val="04A0"/>
+      </w:tblPr>
+      <w:tblGrid>
+        <w:gridCol w:w="3249"/>
+        <w:gridCol w:w="3249"/>
+        <w:gridCol w:w="3249"/>
+      </w:tblGrid>
+      <w:tr>
+        <w:tc>
+          <w:tcPr>
+            <w:tcW w:type="dxa" w:w="3249"/>
+            <w:shd w:val="clear" w:color="auto" w:fill="F2F2F2"/>
+          </w:tcPr>
+          <w:p>
+            <w:r/>
+            <w:r>
+              <w:rPr>
+                <w:b/>
+              </w:rPr>
+              <w:t>Машина</w:t>
+            </w:r>
+          </w:p>
+        </w:tc>
+        <w:tc>
+          <w:tcPr>
+            <w:tcW w:type="dxa" w:w="3249"/>
+            <w:shd w:val="clear" w:color="auto" w:fill="F2F2F2"/>
+          </w:tcPr>
+          <w:p>
+            <w:r/>
+            <w:r>
+              <w:rPr>
+                <w:b/>
+              </w:rPr>
+              <w:t>Пробег</w:t>
+            </w:r>
+          </w:p>
+        </w:tc>
+        <w:tc>
+          <w:tcPr>
+            <w:tcW w:type="dxa" w:w="3249"/>
+            <w:shd w:val="clear" w:color="auto" w:fill="F2F2F2"/>
+          </w:tcPr>
+          <w:p>
+            <w:r/>
+            <w:r>
+              <w:rPr>
+                <w:b/>
+              </w:rPr>
+              <w:t>Итог до Самары</w:t>
+            </w:r>
+          </w:p>
+        </w:tc>
+      </w:tr>
+      <w:tr>
+        <w:tc>
+          <w:tcPr>
+            <w:tcW w:type="dxa" w:w="3249"/>
+          </w:tcPr>
+          <w:p>
+            <w:r/>
+            <w:r>
+              <w:rPr/>
+              <w:t>Audi A3L 2022 — привезли клиенту в августе 2026</w:t>
+            </w:r>
+          </w:p>
+        </w:tc>
+        <w:tc>
+          <w:tcPr>
+            <w:tcW w:type="dxa" w:w="3249"/>
+          </w:tcPr>
+          <w:p>
+            <w:r/>
+            <w:r>
+              <w:rPr/>
+              <w:t>—</w:t>
+            </w:r>
+          </w:p>
+        </w:tc>
+        <w:tc>
+          <w:tcPr>
+            <w:tcW w:type="dxa" w:w="3249"/>
+          </w:tcPr>
+          <w:p>
+            <w:r/>
+            <w:r>
+              <w:rPr/>
+              <w:t>2 550 000 ₽</w:t>
+            </w:r>
+          </w:p>
+        </w:tc>
+      </w:tr>
+      <w:tr>
+        <w:tc>
+          <w:tcPr>
+            <w:tcW w:type="dxa" w:w="3249"/>
+          </w:tcPr>
+          <w:p>
+            <w:r/>
+            <w:r>
+              <w:rPr/>
+              <w:t>Volkswagen Lamando L 2022, 1,4 л, 150 л.с. — расчёт, июль 2026</w:t>
+            </w:r>
+          </w:p>
+        </w:tc>
+        <w:tc>
+          <w:tcPr>
+            <w:tcW w:type="dxa" w:w="3249"/>
+          </w:tcPr>
+          <w:p>
+            <w:r/>
+            <w:r>
+              <w:rPr/>
+              <w:t>47 000 км</w:t>
+            </w:r>
+          </w:p>
+        </w:tc>
+        <w:tc>
+          <w:tcPr>
+            <w:tcW w:type="dxa" w:w="3249"/>
+          </w:tcPr>
+          <w:p>
+            <w:r/>
+            <w:r>
+              <w:rPr/>
+              <w:t>2 000 000 ₽</w:t>
+            </w:r>
+          </w:p>
+        </w:tc>
+      </w:tr>
+      <w:tr>
+        <w:tc>
+          <w:tcPr>
+            <w:tcW w:type="dxa" w:w="3249"/>
+          </w:tcPr>
+          <w:p>
+            <w:r/>
+            <w:r>
+              <w:rPr/>
+              <w:t>Audi A3L 2022, 1,4 л, 150 л.с. — расчёт, сентябрь 2026</w:t>
+            </w:r>
+          </w:p>
+        </w:tc>
+        <w:tc>
+          <w:tcPr>
+            <w:tcW w:type="dxa" w:w="3249"/>
+          </w:tcPr>
+          <w:p>
+            <w:r/>
+            <w:r>
+              <w:rPr/>
+              <w:t>33 000 км</w:t>
+            </w:r>
+          </w:p>
+        </w:tc>
+        <w:tc>
+          <w:tcPr>
+            <w:tcW w:type="dxa" w:w="3249"/>
+          </w:tcPr>
+          <w:p>
+            <w:r/>
+            <w:r>
+              <w:rPr/>
+              <w:t>2 420 000 ₽</w:t>
+            </w:r>
+          </w:p>
+        </w:tc>
+      </w:tr>
+    </w:tbl>
+    <w:p/>
+    <w:p>
+      <w:r>
+        <w:rPr/>
+        <w:t>У Lamando и Audi из расчётов мотор 150 л.с., поэтому утильсбор льготный. Цифры верны на свою дату. Курс и цены на площадках с тех пор сдвинулись, так что вашу машину считаем заново.</w:t>
+      </w:r>
+    </w:p>
+    <w:p>
+      <w:r>
+        <w:rPr/>
+        <w:t>«Под заказ» здесь значит, что подборщик ищет и проверяет конкретную машину по вашему запросу: марка, год, бюджет. Он не продаёт то, что уже стоит на площадке в России. Так точнее попадаешь в свои требования, зато ждать дольше: у нас поставка из Китая занимает от полутора до двух с половиной месяцев, в среднем два.</w:t>
       </w:r>
     </w:p>
     <w:p>
@@ -512,7 +653,7 @@
             <w:r/>
             <w:r>
               <w:rPr/>
-              <w:t>Доставка до границы и до покупателя</w:t>
+              <w:t>Доставка автовозом</w:t>
             </w:r>
           </w:p>
         </w:tc>
@@ -524,7 +665,7 @@
             <w:r/>
             <w:r>
               <w:rPr/>
-              <w:t>Расстояние, способ транспортировки</w:t>
+              <w:t>Расстояние до вашего города</w:t>
             </w:r>
           </w:p>
         </w:tc>
@@ -623,13 +764,19 @@
     <w:p>
       <w:r>
         <w:rPr/>
-        <w:t>Из Китая машины везут автовозом, по железной дороге или в контейнере. Что выбрать, зависит от региона и от того, насколько срочно. Автовозом обычно быстрее, контейнером на больших расстояниях дешевле.</w:t>
+        <w:t>Из Китая мы везём машины автовозом.</w:t>
       </w:r>
     </w:p>
     <w:p>
       <w:r>
         <w:rPr/>
-        <w:t>Отдельная строка — услуги подбора: найти вариант под запрос, организовать диагностику на месте, проверить документы и довести сделку до получения машины. Это часто принимают за «наценку». На деле это работа, которую иначе пришлось бы делать самому, и из другой страны.</w:t>
+        <w:t>Отдельная строка — услуги подбора: найти вариант под запрос, организовать осмотр на месте, проверить документы и довести сделку до получения машины. Это часто принимают за «наценку». На деле это работа, которую иначе пришлось бы делать самому, и из другой страны.</w:t>
+      </w:r>
+    </w:p>
+    <w:p>
+      <w:r>
+        <w:rPr/>
+        <w:t>У нас комиссия фиксированная и прописана в договоре: для машин 2–3 лет от 60 000 ₽ при бюджете до 1 млн до 180 000 ₽ при бюджете от 3 млн. Сверху «дополнительных» платежей нет. Если удалось поторговаться с продавцом или сэкономить на курсе, экономия остаётся вам. Будьте осторожны с низкой комиссией в 30–50 тыс. ₽ у других: часто разницу потом добирают раздутыми «расходами по стране».</w:t>
       </w:r>
     </w:p>
     <w:p>
@@ -644,7 +791,7 @@
     <w:p>
       <w:r>
         <w:rPr/>
-        <w:t>Каждый вариант лучше проверять по одной и той же рамке из пяти пунктов, а не на глаз. Опора — документы, независимая диагностика и открытые базы истории. Слова продавца о состоянии машины в эту рамку не входят.</w:t>
+        <w:t>Каждый вариант лучше проверять по одной и той же рамке из пяти пунктов, а не на глаз. Опора — документы, независимая диагностика и независимая проверка истории. Слова продавца о состоянии машины в эту рамку не входят.</w:t>
       </w:r>
     </w:p>
     <w:p>
@@ -977,7 +1124,7 @@
       </w:r>
       <w:r>
         <w:rPr/>
-        <w:t>Запросить VIN-историю автомобиля по открытым базам.</w:t>
+        <w:t>Проверить историю машины по VIN через независимый китайский сервис.</w:t>
       </w:r>
     </w:p>
     <w:p>
@@ -1040,7 +1187,7 @@
     <w:p>
       <w:r>
         <w:rPr/>
-        <w:t>По VIN можно узнать о регистрациях, ДТП, пробеге на разных этапах владения, а иногда и о залогах. Подборщика интересует не то, есть ли история, а сходится ли она: совпадают ли пробег, даты и число владельцев в разных источниках.</w:t>
+        <w:t>Российские базы истории китайской машины не знают: до ввоза она в них не попадает. Мы берём её из независимой проверки через китайский сервис Chaboshi (查博士). По VIN он показывает историю состояния машины, а осматривает её сторонняя компания, не продавец. Подборщика интересует не то, есть ли история, а сходится ли она: совпадают ли пробег, даты и число владельцев в отчёте, в документах и в объявлении.</w:t>
       </w:r>
     </w:p>
     <w:p>
@@ -1055,7 +1202,13 @@
     <w:p>
       <w:r>
         <w:rPr/>
-        <w:t>Перед отправкой проверяют геометрию кузова, толщину краски, работу двигателя и коробки под нагрузкой, электронику через бортовой компьютер. Скрытое ДТП выдают разная толщина краски на одной панели, сварка там, где её быть не должно, и несовпадающие заводские метки на кузовных деталях.</w:t>
+        <w:t>В Китае машину осматривают наши представители или независимая китайская компания технического осмотра. Проверяют краску толщиномером, болты креплений кузовных элементов — так видно замены деталей, которых нет в отчётах, — подвеску и днище на подтёки, подкапотное пространство, работу всех систем, салон и кузов со всеми дефектами. Скрытое ДТП выдают разная толщина краски на одной панели, сварка там, где её быть не должно, и следы снятия болтов.</w:t>
+      </w:r>
+    </w:p>
+    <w:p>
+      <w:r>
+        <w:rPr/>
+        <w:t>После осмотра вы получаете больше 100 детальных фотографий, голосовые комментарии специалиста и около 30 минут видео на русском. По итогу мы рекомендуем машину к покупке или объясняем, почему не рекомендуем. Решение всегда принимаете вы.</w:t>
       </w:r>
     </w:p>
     <w:p>
@@ -1172,7 +1325,7 @@
     <w:p>
       <w:r>
         <w:rPr/>
-        <w:t>Б/у авто из Китая подойдёт тому, кто готов разобраться, из чего складывается цена, ради заметной экономии по сравнению с новой машиной, и может подождать несколько недель. Это разумный выбор при ограниченном бюджете и чётких требованиях к модели и комплектации.</w:t>
+        <w:t>Б/у авто из Китая подойдёт тому, кто готов разобраться, из чего складывается цена, ради заметной экономии по сравнению с новой машиной, и может подождать около двух месяцев. Это разумный выбор при ограниченном бюджете и чётких требованиях к модели и комплектации.</w:t>
       </w:r>
     </w:p>
     <w:p>
@@ -1233,7 +1386,7 @@
     <w:p>
       <w:r>
         <w:rPr/>
-        <w:t xml:space="preserve">Если решили, начните с точного запроса подборщику: модель, год, бюджет. И попросите предварительный расчёт полной цены «под ключ» до того, как смотреть конкретные машины на площадках. Сравнить с другими рынками можно на странице </w:t>
+        <w:t xml:space="preserve">Если решили, начните с точного запроса подборщику: модель, год, бюджет. И попросите предварительный расчёт полной цены «под ключ» до того, как смотреть конкретные машины на площадках. У нас порядок такой: обсуждаем требования и опции, считаем предварительный бюджет, заключаем договор и вносим депозит 10%. Дальше ищем машину, осматриваем её и проверяем юридическую чистоту. Только потом оплачивается инвойс продавца, а таможенные платежи и льготный утильсбор вы платите сами в банке. Сравнить с другими рынками можно на странице </w:t>
       </w:r>
       <w:hyperlink r:id="rId11">
         <w:r>
@@ -1283,7 +1436,7 @@
     <w:p>
       <w:r>
         <w:rPr/>
-        <w:t>Отказаться от варианта или проверить историю самому через открытые базы, если номер известен. Честный продавец не теряет сделку из-за проверки истории.</w:t>
+        <w:t>Отказаться от варианта. Честный продавец не теряет сделку из-за проверки истории.</w:t>
       </w:r>
     </w:p>
     <w:p>
@@ -1297,7 +1450,7 @@
     <w:p>
       <w:r>
         <w:rPr/>
-        <w:t>Зависит от способа доставки и вашего региона. Автовозом обычно быстрее, чем в контейнере, а точный срок подборщик назовёт, когда выберет маршрут.</w:t>
+        <w:t>У нас обычно от полутора до двух с половиной месяцев, в среднем два. Везём автовозом, поэтому точнее срок зависит от вашего города и очереди на границе.</w:t>
       </w:r>
     </w:p>
     <w:p>
@@ -1343,24 +1496,6 @@
       <w:r>
         <w:rPr/>
         <w:t xml:space="preserve"> — ФТС России</w:t>
-      </w:r>
-    </w:p>
-    <w:p>
-      <w:pPr>
-        <w:pStyle w:val="ListBullet"/>
-      </w:pPr>
-      <w:hyperlink r:id="rId14">
-        <w:r>
-          <w:rPr>
-            <w:color w:val="1F5FBF"/>
-            <w:u w:val="single"/>
-          </w:rPr>
-          <w:t xml:space="preserve">Проверка истории транспортного средства</w:t>
-        </w:r>
-      </w:hyperlink>
-      <w:r>
-        <w:rPr/>
-        <w:t xml:space="preserve"> — ГИБДД МВД России</w:t>
       </w:r>
     </w:p>
     <w:sectPr>
